--- a/Lab2-DataTypesIO.docx
+++ b/Lab2-DataTypesIO.docx
@@ -587,12 +587,6 @@
         <w:gridCol w:w="2165"/>
       </w:tblGrid>
       <w:tr>
-        <w:tblPrEx>
-          <w:tblCellMar>
-            <w:top w:w="0" w:type="dxa"/>
-            <w:bottom w:w="0" w:type="dxa"/>
-          </w:tblCellMar>
-        </w:tblPrEx>
         <w:trPr>
           <w:tblHeader/>
         </w:trPr>
@@ -738,12 +732,6 @@
         </w:tc>
       </w:tr>
       <w:tr>
-        <w:tblPrEx>
-          <w:tblCellMar>
-            <w:top w:w="0" w:type="dxa"/>
-            <w:bottom w:w="0" w:type="dxa"/>
-          </w:tblCellMar>
-        </w:tblPrEx>
         <w:tc>
           <w:tcPr>
             <w:tcW w:w="1300" w:type="dxa"/>
@@ -862,12 +850,6 @@
         </w:tc>
       </w:tr>
       <w:tr>
-        <w:tblPrEx>
-          <w:tblCellMar>
-            <w:top w:w="0" w:type="dxa"/>
-            <w:bottom w:w="0" w:type="dxa"/>
-          </w:tblCellMar>
-        </w:tblPrEx>
         <w:tc>
           <w:tcPr>
             <w:tcW w:w="1300" w:type="dxa"/>
@@ -991,12 +973,6 @@
         </w:tc>
       </w:tr>
       <w:tr>
-        <w:tblPrEx>
-          <w:tblCellMar>
-            <w:top w:w="0" w:type="dxa"/>
-            <w:bottom w:w="0" w:type="dxa"/>
-          </w:tblCellMar>
-        </w:tblPrEx>
         <w:tc>
           <w:tcPr>
             <w:tcW w:w="1300" w:type="dxa"/>
@@ -1115,12 +1091,6 @@
         </w:tc>
       </w:tr>
       <w:tr>
-        <w:tblPrEx>
-          <w:tblCellMar>
-            <w:top w:w="0" w:type="dxa"/>
-            <w:bottom w:w="0" w:type="dxa"/>
-          </w:tblCellMar>
-        </w:tblPrEx>
         <w:tc>
           <w:tcPr>
             <w:tcW w:w="1300" w:type="dxa"/>
@@ -1244,12 +1214,6 @@
         </w:tc>
       </w:tr>
       <w:tr>
-        <w:tblPrEx>
-          <w:tblCellMar>
-            <w:top w:w="0" w:type="dxa"/>
-            <w:bottom w:w="0" w:type="dxa"/>
-          </w:tblCellMar>
-        </w:tblPrEx>
         <w:tc>
           <w:tcPr>
             <w:tcW w:w="1300" w:type="dxa"/>
@@ -1368,12 +1332,6 @@
         </w:tc>
       </w:tr>
       <w:tr>
-        <w:tblPrEx>
-          <w:tblCellMar>
-            <w:top w:w="0" w:type="dxa"/>
-            <w:bottom w:w="0" w:type="dxa"/>
-          </w:tblCellMar>
-        </w:tblPrEx>
         <w:tc>
           <w:tcPr>
             <w:tcW w:w="1300" w:type="dxa"/>
@@ -1497,12 +1455,6 @@
         </w:tc>
       </w:tr>
       <w:tr>
-        <w:tblPrEx>
-          <w:tblCellMar>
-            <w:top w:w="0" w:type="dxa"/>
-            <w:bottom w:w="0" w:type="dxa"/>
-          </w:tblCellMar>
-        </w:tblPrEx>
         <w:tc>
           <w:tcPr>
             <w:tcW w:w="1300" w:type="dxa"/>
@@ -1836,7 +1788,15 @@
           <w:sz w:val="20"/>
           <w:szCs w:val="20"/>
         </w:rPr>
-        <w:t>string name = "Nguyen Van A";  // double quotes</w:t>
+        <w:t>s</w:t>
+      </w:r>
+      <w:r>
+        <w:rPr>
+          <w:rFonts w:ascii="Consolas" w:eastAsia="Consolas" w:hAnsi="Consolas" w:cs="Consolas"/>
+          <w:sz w:val="20"/>
+          <w:szCs w:val="20"/>
+        </w:rPr>
+        <w:t>tring name = "Nguyen Van A";  // double quotes</w:t>
       </w:r>
     </w:p>
     <w:p>
@@ -2078,7 +2038,23 @@
           <w:sz w:val="20"/>
           <w:szCs w:val="20"/>
         </w:rPr>
-        <w:t>var price = 19.99;         // inferred as double</w:t>
+        <w:t>var price = 19.99</w:t>
+      </w:r>
+      <w:r>
+        <w:rPr>
+          <w:rFonts w:ascii="Consolas" w:eastAsia="Consolas" w:hAnsi="Consolas" w:cs="Consolas"/>
+          <w:sz w:val="20"/>
+          <w:szCs w:val="20"/>
+        </w:rPr>
+        <w:t>L</w:t>
+      </w:r>
+      <w:r>
+        <w:rPr>
+          <w:rFonts w:ascii="Consolas" w:eastAsia="Consolas" w:hAnsi="Consolas" w:cs="Consolas"/>
+          <w:sz w:val="20"/>
+          <w:szCs w:val="20"/>
+        </w:rPr>
+        <w:t>;         // inferred as double</w:t>
       </w:r>
     </w:p>
     <w:p>
@@ -2844,12 +2820,6 @@
         <w:gridCol w:w="6660"/>
       </w:tblGrid>
       <w:tr>
-        <w:tblPrEx>
-          <w:tblCellMar>
-            <w:top w:w="0" w:type="dxa"/>
-            <w:bottom w:w="0" w:type="dxa"/>
-          </w:tblCellMar>
-        </w:tblPrEx>
         <w:trPr>
           <w:tblHeader/>
         </w:trPr>
@@ -2911,12 +2881,6 @@
         </w:tc>
       </w:tr>
       <w:tr>
-        <w:tblPrEx>
-          <w:tblCellMar>
-            <w:top w:w="0" w:type="dxa"/>
-            <w:bottom w:w="0" w:type="dxa"/>
-          </w:tblCellMar>
-        </w:tblPrEx>
         <w:tc>
           <w:tcPr>
             <w:tcW w:w="2600" w:type="dxa"/>
@@ -2968,12 +2932,6 @@
         </w:tc>
       </w:tr>
       <w:tr>
-        <w:tblPrEx>
-          <w:tblCellMar>
-            <w:top w:w="0" w:type="dxa"/>
-            <w:bottom w:w="0" w:type="dxa"/>
-          </w:tblCellMar>
-        </w:tblPrEx>
         <w:tc>
           <w:tcPr>
             <w:tcW w:w="2600" w:type="dxa"/>
@@ -3027,12 +2985,6 @@
         </w:tc>
       </w:tr>
       <w:tr>
-        <w:tblPrEx>
-          <w:tblCellMar>
-            <w:top w:w="0" w:type="dxa"/>
-            <w:bottom w:w="0" w:type="dxa"/>
-          </w:tblCellMar>
-        </w:tblPrEx>
         <w:tc>
           <w:tcPr>
             <w:tcW w:w="2600" w:type="dxa"/>
@@ -3272,12 +3224,6 @@
         <w:gridCol w:w="7860"/>
       </w:tblGrid>
       <w:tr>
-        <w:tblPrEx>
-          <w:tblCellMar>
-            <w:top w:w="0" w:type="dxa"/>
-            <w:bottom w:w="0" w:type="dxa"/>
-          </w:tblCellMar>
-        </w:tblPrEx>
         <w:trPr>
           <w:tblHeader/>
         </w:trPr>
@@ -3339,12 +3285,6 @@
         </w:tc>
       </w:tr>
       <w:tr>
-        <w:tblPrEx>
-          <w:tblCellMar>
-            <w:top w:w="0" w:type="dxa"/>
-            <w:bottom w:w="0" w:type="dxa"/>
-          </w:tblCellMar>
-        </w:tblPrEx>
         <w:tc>
           <w:tcPr>
             <w:tcW w:w="1500" w:type="dxa"/>
@@ -3396,12 +3336,6 @@
         </w:tc>
       </w:tr>
       <w:tr>
-        <w:tblPrEx>
-          <w:tblCellMar>
-            <w:top w:w="0" w:type="dxa"/>
-            <w:bottom w:w="0" w:type="dxa"/>
-          </w:tblCellMar>
-        </w:tblPrEx>
         <w:tc>
           <w:tcPr>
             <w:tcW w:w="1500" w:type="dxa"/>
@@ -3455,12 +3389,6 @@
         </w:tc>
       </w:tr>
       <w:tr>
-        <w:tblPrEx>
-          <w:tblCellMar>
-            <w:top w:w="0" w:type="dxa"/>
-            <w:bottom w:w="0" w:type="dxa"/>
-          </w:tblCellMar>
-        </w:tblPrEx>
         <w:tc>
           <w:tcPr>
             <w:tcW w:w="1500" w:type="dxa"/>
@@ -3484,7 +3412,16 @@
                 <w:b/>
                 <w:bCs/>
               </w:rPr>
-              <w:t>\\</w:t>
+              <w:t>\</w:t>
+            </w:r>
+            <w:r>
+              <w:rPr>
+                <w:rFonts w:ascii="Consolas" w:eastAsia="Consolas" w:hAnsi="Consolas" w:cs="Consolas"/>
+                <w:b/>
+                <w:bCs/>
+                <w:highlight w:val="yellow"/>
+              </w:rPr>
+              <w:t>\</w:t>
             </w:r>
           </w:p>
         </w:tc>
@@ -3512,12 +3449,6 @@
         </w:tc>
       </w:tr>
       <w:tr>
-        <w:tblPrEx>
-          <w:tblCellMar>
-            <w:top w:w="0" w:type="dxa"/>
-            <w:bottom w:w="0" w:type="dxa"/>
-          </w:tblCellMar>
-        </w:tblPrEx>
         <w:tc>
           <w:tcPr>
             <w:tcW w:w="1500" w:type="dxa"/>
@@ -3571,12 +3502,6 @@
         </w:tc>
       </w:tr>
       <w:tr>
-        <w:tblPrEx>
-          <w:tblCellMar>
-            <w:top w:w="0" w:type="dxa"/>
-            <w:bottom w:w="0" w:type="dxa"/>
-          </w:tblCellMar>
-        </w:tblPrEx>
         <w:tc>
           <w:tcPr>
             <w:tcW w:w="1500" w:type="dxa"/>
@@ -3628,12 +3553,6 @@
         </w:tc>
       </w:tr>
       <w:tr>
-        <w:tblPrEx>
-          <w:tblCellMar>
-            <w:top w:w="0" w:type="dxa"/>
-            <w:bottom w:w="0" w:type="dxa"/>
-          </w:tblCellMar>
-        </w:tblPrEx>
         <w:tc>
           <w:tcPr>
             <w:tcW w:w="1500" w:type="dxa"/>
@@ -3687,12 +3606,6 @@
         </w:tc>
       </w:tr>
       <w:tr>
-        <w:tblPrEx>
-          <w:tblCellMar>
-            <w:top w:w="0" w:type="dxa"/>
-            <w:bottom w:w="0" w:type="dxa"/>
-          </w:tblCellMar>
-        </w:tblPrEx>
         <w:tc>
           <w:tcPr>
             <w:tcW w:w="1500" w:type="dxa"/>
@@ -4086,12 +3999,6 @@
         <w:gridCol w:w="4660"/>
       </w:tblGrid>
       <w:tr>
-        <w:tblPrEx>
-          <w:tblCellMar>
-            <w:top w:w="0" w:type="dxa"/>
-            <w:bottom w:w="0" w:type="dxa"/>
-          </w:tblCellMar>
-        </w:tblPrEx>
         <w:trPr>
           <w:tblHeader/>
         </w:trPr>
@@ -4181,12 +4088,6 @@
         </w:tc>
       </w:tr>
       <w:tr>
-        <w:tblPrEx>
-          <w:tblCellMar>
-            <w:top w:w="0" w:type="dxa"/>
-            <w:bottom w:w="0" w:type="dxa"/>
-          </w:tblCellMar>
-        </w:tblPrEx>
         <w:tc>
           <w:tcPr>
             <w:tcW w:w="1500" w:type="dxa"/>
@@ -4263,12 +4164,6 @@
         </w:tc>
       </w:tr>
       <w:tr>
-        <w:tblPrEx>
-          <w:tblCellMar>
-            <w:top w:w="0" w:type="dxa"/>
-            <w:bottom w:w="0" w:type="dxa"/>
-          </w:tblCellMar>
-        </w:tblPrEx>
         <w:tc>
           <w:tcPr>
             <w:tcW w:w="1500" w:type="dxa"/>
@@ -4348,12 +4243,6 @@
         </w:tc>
       </w:tr>
       <w:tr>
-        <w:tblPrEx>
-          <w:tblCellMar>
-            <w:top w:w="0" w:type="dxa"/>
-            <w:bottom w:w="0" w:type="dxa"/>
-          </w:tblCellMar>
-        </w:tblPrEx>
         <w:tc>
           <w:tcPr>
             <w:tcW w:w="1500" w:type="dxa"/>
@@ -4430,12 +4319,6 @@
         </w:tc>
       </w:tr>
       <w:tr>
-        <w:tblPrEx>
-          <w:tblCellMar>
-            <w:top w:w="0" w:type="dxa"/>
-            <w:bottom w:w="0" w:type="dxa"/>
-          </w:tblCellMar>
-        </w:tblPrEx>
         <w:tc>
           <w:tcPr>
             <w:tcW w:w="1500" w:type="dxa"/>
@@ -4515,12 +4398,6 @@
         </w:tc>
       </w:tr>
       <w:tr>
-        <w:tblPrEx>
-          <w:tblCellMar>
-            <w:top w:w="0" w:type="dxa"/>
-            <w:bottom w:w="0" w:type="dxa"/>
-          </w:tblCellMar>
-        </w:tblPrEx>
         <w:tc>
           <w:tcPr>
             <w:tcW w:w="1500" w:type="dxa"/>
@@ -4597,12 +4474,6 @@
         </w:tc>
       </w:tr>
       <w:tr>
-        <w:tblPrEx>
-          <w:tblCellMar>
-            <w:top w:w="0" w:type="dxa"/>
-            <w:bottom w:w="0" w:type="dxa"/>
-          </w:tblCellMar>
-        </w:tblPrEx>
         <w:tc>
           <w:tcPr>
             <w:tcW w:w="1500" w:type="dxa"/>
@@ -4682,12 +4553,6 @@
         </w:tc>
       </w:tr>
       <w:tr>
-        <w:tblPrEx>
-          <w:tblCellMar>
-            <w:top w:w="0" w:type="dxa"/>
-            <w:bottom w:w="0" w:type="dxa"/>
-          </w:tblCellMar>
-        </w:tblPrEx>
         <w:tc>
           <w:tcPr>
             <w:tcW w:w="1500" w:type="dxa"/>
@@ -5366,12 +5231,6 @@
         <w:gridCol w:w="6539"/>
       </w:tblGrid>
       <w:tr>
-        <w:tblPrEx>
-          <w:tblCellMar>
-            <w:top w:w="0" w:type="dxa"/>
-            <w:bottom w:w="0" w:type="dxa"/>
-          </w:tblCellMar>
-        </w:tblPrEx>
         <w:trPr>
           <w:tblHeader/>
         </w:trPr>
@@ -5433,12 +5292,6 @@
         </w:tc>
       </w:tr>
       <w:tr>
-        <w:tblPrEx>
-          <w:tblCellMar>
-            <w:top w:w="0" w:type="dxa"/>
-            <w:bottom w:w="0" w:type="dxa"/>
-          </w:tblCellMar>
-        </w:tblPrEx>
         <w:tc>
           <w:tcPr>
             <w:tcW w:w="2800" w:type="dxa"/>
@@ -5490,12 +5343,6 @@
         </w:tc>
       </w:tr>
       <w:tr>
-        <w:tblPrEx>
-          <w:tblCellMar>
-            <w:top w:w="0" w:type="dxa"/>
-            <w:bottom w:w="0" w:type="dxa"/>
-          </w:tblCellMar>
-        </w:tblPrEx>
         <w:tc>
           <w:tcPr>
             <w:tcW w:w="2800" w:type="dxa"/>
@@ -5549,12 +5396,6 @@
         </w:tc>
       </w:tr>
       <w:tr>
-        <w:tblPrEx>
-          <w:tblCellMar>
-            <w:top w:w="0" w:type="dxa"/>
-            <w:bottom w:w="0" w:type="dxa"/>
-          </w:tblCellMar>
-        </w:tblPrEx>
         <w:tc>
           <w:tcPr>
             <w:tcW w:w="2800" w:type="dxa"/>
@@ -5606,12 +5447,6 @@
         </w:tc>
       </w:tr>
       <w:tr>
-        <w:tblPrEx>
-          <w:tblCellMar>
-            <w:top w:w="0" w:type="dxa"/>
-            <w:bottom w:w="0" w:type="dxa"/>
-          </w:tblCellMar>
-        </w:tblPrEx>
         <w:tc>
           <w:tcPr>
             <w:tcW w:w="2800" w:type="dxa"/>
@@ -8798,12 +8633,6 @@
         <w:gridCol w:w="1400"/>
       </w:tblGrid>
       <w:tr>
-        <w:tblPrEx>
-          <w:tblCellMar>
-            <w:top w:w="0" w:type="dxa"/>
-            <w:bottom w:w="0" w:type="dxa"/>
-          </w:tblCellMar>
-        </w:tblPrEx>
         <w:trPr>
           <w:tblHeader/>
         </w:trPr>
@@ -8893,12 +8722,6 @@
         </w:tc>
       </w:tr>
       <w:tr>
-        <w:tblPrEx>
-          <w:tblCellMar>
-            <w:top w:w="0" w:type="dxa"/>
-            <w:bottom w:w="0" w:type="dxa"/>
-          </w:tblCellMar>
-        </w:tblPrEx>
         <w:tc>
           <w:tcPr>
             <w:tcW w:w="2600" w:type="dxa"/>
@@ -8971,12 +8794,6 @@
         </w:tc>
       </w:tr>
       <w:tr>
-        <w:tblPrEx>
-          <w:tblCellMar>
-            <w:top w:w="0" w:type="dxa"/>
-            <w:bottom w:w="0" w:type="dxa"/>
-          </w:tblCellMar>
-        </w:tblPrEx>
         <w:tc>
           <w:tcPr>
             <w:tcW w:w="2600" w:type="dxa"/>
@@ -9052,12 +8869,6 @@
         </w:tc>
       </w:tr>
       <w:tr>
-        <w:tblPrEx>
-          <w:tblCellMar>
-            <w:top w:w="0" w:type="dxa"/>
-            <w:bottom w:w="0" w:type="dxa"/>
-          </w:tblCellMar>
-        </w:tblPrEx>
         <w:tc>
           <w:tcPr>
             <w:tcW w:w="2600" w:type="dxa"/>
@@ -9130,12 +8941,6 @@
         </w:tc>
       </w:tr>
       <w:tr>
-        <w:tblPrEx>
-          <w:tblCellMar>
-            <w:top w:w="0" w:type="dxa"/>
-            <w:bottom w:w="0" w:type="dxa"/>
-          </w:tblCellMar>
-        </w:tblPrEx>
         <w:tc>
           <w:tcPr>
             <w:tcW w:w="2600" w:type="dxa"/>
@@ -9211,12 +9016,6 @@
         </w:tc>
       </w:tr>
       <w:tr>
-        <w:tblPrEx>
-          <w:tblCellMar>
-            <w:top w:w="0" w:type="dxa"/>
-            <w:bottom w:w="0" w:type="dxa"/>
-          </w:tblCellMar>
-        </w:tblPrEx>
         <w:tc>
           <w:tcPr>
             <w:tcW w:w="2600" w:type="dxa"/>
@@ -9289,12 +9088,6 @@
         </w:tc>
       </w:tr>
       <w:tr>
-        <w:tblPrEx>
-          <w:tblCellMar>
-            <w:top w:w="0" w:type="dxa"/>
-            <w:bottom w:w="0" w:type="dxa"/>
-          </w:tblCellMar>
-        </w:tblPrEx>
         <w:tc>
           <w:tcPr>
             <w:tcW w:w="2600" w:type="dxa"/>
